--- a/dosyalar/calisma-kagitlari/10-sinif-secmeli/arapca-10-sinif-secmeli-calisma-kagitlari.docx
+++ b/dosyalar/calisma-kagitlari/10-sinif-secmeli/arapca-10-sinif-secmeli-calisma-kagitlari.docx
@@ -553,7 +553,7 @@
                 <w:rtl/>
                 <w:lang w:bidi="ar-SA"/>
               </w:rPr>
-              <w:t xml:space="preserve">الزَّيْتون</w:t>
+              <w:t xml:space="preserve">الزَّيْتون</w:t>
             </w:r>
           </w:p>
         </w:tc>
@@ -1501,7 +1501,7 @@
                 <w:rtl/>
                 <w:lang w:bidi="ar-SA"/>
               </w:rPr>
-              <w:t xml:space="preserve">مُبَكِّرًا</w:t>
+              <w:t xml:space="preserve">مُبَكِّرًا</w:t>
             </w:r>
           </w:p>
         </w:tc>
@@ -2038,7 +2038,7 @@
           <w:rtl/>
           <w:lang w:bidi="ar-SA"/>
         </w:rPr>
-        <w:t xml:space="preserve">1.   أَنا لا أُفَضِّلُ ..................... قَصيرة.</w:t>
+        <w:t xml:space="preserve">1.   أَنا لا أُفَضِّلُ ..................... قَصيرة.</w:t>
       </w:r>
     </w:p>
     <w:p>
@@ -2324,7 +2324,7 @@
           <w:rtl/>
           <w:lang w:bidi="ar-SA"/>
         </w:rPr>
-        <w:t xml:space="preserve">1.   هِيَ الآنَ تُجَهِّزُ حَقيبَتَها.</w:t>
+        <w:t xml:space="preserve">1.   هِيَ الآنَ تُجَهِّزُ حَقيبَتَها.</w:t>
       </w:r>
     </w:p>
     <w:p>
@@ -2582,7 +2582,7 @@
                 <w:rtl/>
                 <w:lang w:bidi="ar-SA"/>
               </w:rPr>
-              <w:t xml:space="preserve">الزَّيْتون   ·   الحافِلة   ·   حَقيبة   ·   ثَمانية   ·   مُبَكِّرًا   ·   الخَريف</w:t>
+              <w:t xml:space="preserve">الزَّيْتون   ·   الحافِلة   ·   حَقيبة   ·   ثَمانية   ·   مُبَكِّرًا   ·   الخَريف</w:t>
             </w:r>
           </w:p>
         </w:tc>
@@ -3225,7 +3225,7 @@
                 <w:rtl/>
                 <w:lang w:bidi="ar-SA"/>
               </w:rPr>
-              <w:t xml:space="preserve">الصَّوْم</w:t>
+              <w:t xml:space="preserve">الصَّوْم</w:t>
             </w:r>
           </w:p>
         </w:tc>
@@ -4473,7 +4473,7 @@
           <w:rtl/>
           <w:lang w:bidi="ar-SA"/>
         </w:rPr>
-        <w:t xml:space="preserve">1.   الصَّوْمُ ..................... عَلى كُلِّ مُسْلِم.</w:t>
+        <w:t xml:space="preserve">1.   الصَّوْمُ ..................... عَلى كُلِّ مُسْلِم.</w:t>
       </w:r>
     </w:p>
     <w:p>
@@ -4514,7 +4514,7 @@
           <w:rtl/>
           <w:lang w:bidi="ar-SA"/>
         </w:rPr>
-        <w:t xml:space="preserve">2.   صَلاةُ المَغْرِبِ ..................... غُروبِ الشَّمْس.</w:t>
+        <w:t xml:space="preserve">2.   صَلاةُ المَغْرِبِ ..................... غُروبِ الشَّمْس.</w:t>
       </w:r>
     </w:p>
     <w:p>
@@ -4759,7 +4759,7 @@
           <w:rtl/>
           <w:lang w:bidi="ar-SA"/>
         </w:rPr>
-        <w:t xml:space="preserve">1.   تَدْرُسُ بُشْرى في الصَّفِّ التّاسِع.</w:t>
+        <w:t xml:space="preserve">1.   تَدْرُسُ بُشْرى في الصَّفِّ التّاسِع.</w:t>
       </w:r>
     </w:p>
     <w:p>
@@ -5017,7 +5017,7 @@
                 <w:rtl/>
                 <w:lang w:bidi="ar-SA"/>
               </w:rPr>
-              <w:t xml:space="preserve">أَخيرًا   ·   الصَّوْم   ·   الخامِس   ·   مَواعِد الحافِلات   ·   القَدَر   ·   الإيمان</w:t>
+              <w:t xml:space="preserve">أَخيرًا   ·   الصَّوْم   ·   الخامِس   ·   مَواعِد الحافِلات   ·   القَدَر   ·   الإيمان</w:t>
             </w:r>
           </w:p>
         </w:tc>
@@ -5423,7 +5423,7 @@
                 <w:rtl/>
                 <w:lang w:bidi="ar-SA"/>
               </w:rPr>
-              <w:t xml:space="preserve">ميدالِيّة فِضِّيّة</w:t>
+              <w:t xml:space="preserve">ميدالِيّة فِضِّيّة</w:t>
             </w:r>
           </w:p>
         </w:tc>
@@ -5539,7 +5539,7 @@
                 <w:rtl/>
                 <w:lang w:bidi="ar-SA"/>
               </w:rPr>
-              <w:t xml:space="preserve">وَصْفة طِبِّيّة</w:t>
+              <w:t xml:space="preserve">وَصْفة طِبِّيّة</w:t>
             </w:r>
           </w:p>
         </w:tc>
@@ -6013,7 +6013,7 @@
                 <w:rtl/>
                 <w:lang w:bidi="ar-SA"/>
               </w:rPr>
-              <w:t xml:space="preserve">الزَّيْتون</w:t>
+              <w:t xml:space="preserve">الزَّيْتون</w:t>
             </w:r>
           </w:p>
         </w:tc>
@@ -6487,7 +6487,7 @@
                 <w:rtl/>
                 <w:lang w:bidi="ar-SA"/>
               </w:rPr>
-              <w:t xml:space="preserve">الدَّجاج</w:t>
+              <w:t xml:space="preserve">الدَّجاج</w:t>
             </w:r>
           </w:p>
         </w:tc>
@@ -6608,7 +6608,7 @@
                 <w:rtl/>
                 <w:lang w:bidi="ar-SA"/>
               </w:rPr>
-              <w:t xml:space="preserve">أَيُّ خِدْمة؟</w:t>
+              <w:t xml:space="preserve">أَيُّ خِدْمة؟</w:t>
             </w:r>
           </w:p>
         </w:tc>
@@ -6908,7 +6908,7 @@
           <w:rtl/>
           <w:lang w:bidi="ar-SA"/>
         </w:rPr>
-        <w:t xml:space="preserve">1.   هُناكَ ..................... في كُرةِ السَّلّة.</w:t>
+        <w:t xml:space="preserve">1.   هُناكَ ..................... في كُرةِ السَّلّة.</w:t>
       </w:r>
     </w:p>
     <w:p>
@@ -6990,7 +6990,7 @@
           <w:rtl/>
           <w:lang w:bidi="ar-SA"/>
         </w:rPr>
-        <w:t xml:space="preserve">3.   هُوَ يُفَضِّلُ الدَّجاجَ ..................... لا يُفَضِّلُ الحَساء.</w:t>
+        <w:t xml:space="preserve">3.   هُوَ يُفَضِّلُ الدَّجاجَ ..................... لا يُفَضِّلُ الحَساء.</w:t>
       </w:r>
     </w:p>
     <w:p>
@@ -7031,7 +7031,7 @@
           <w:rtl/>
           <w:lang w:bidi="ar-SA"/>
         </w:rPr>
-        <w:t xml:space="preserve">4.   تَهْتَمُّ ..................... بِالمَريضة.</w:t>
+        <w:t xml:space="preserve">4.   تَهْتَمُّ ..................... بِالمَريضة.</w:t>
       </w:r>
     </w:p>
     <w:p>
@@ -7233,7 +7233,7 @@
           <w:rtl/>
           <w:lang w:bidi="ar-SA"/>
         </w:rPr>
-        <w:t xml:space="preserve">2.   أُمارِسُ كُرةَ اليَدِ كُلَّ يَوْم.</w:t>
+        <w:t xml:space="preserve">2.   أُمارِسُ كُرةَ اليَدِ كُلَّ يَوْم.</w:t>
       </w:r>
     </w:p>
     <w:p>
@@ -7452,7 +7452,7 @@
                 <w:rtl/>
                 <w:lang w:bidi="ar-SA"/>
               </w:rPr>
-              <w:t xml:space="preserve">ميدالِيّة فِضِّيّة   ·   الجُبْن   ·   عَيْن   ·   مَرَض   ·   قَوِيّ   ·   أَيُّ خِدْمة؟</w:t>
+              <w:t xml:space="preserve">ميدالِيّة فِضِّيّة   ·   الجُبْن   ·   عَيْن   ·   مَرَض   ·   قَوِيّ   ·   أَيُّ خِدْمة؟</w:t>
             </w:r>
           </w:p>
         </w:tc>
@@ -8332,7 +8332,7 @@
                 <w:rtl/>
                 <w:lang w:bidi="ar-SA"/>
               </w:rPr>
-              <w:t xml:space="preserve">مُقَدَّسة</w:t>
+              <w:t xml:space="preserve">مُقَدَّسة</w:t>
             </w:r>
           </w:p>
         </w:tc>
@@ -8922,7 +8922,7 @@
                 <w:rtl/>
                 <w:lang w:bidi="ar-SA"/>
               </w:rPr>
-              <w:t xml:space="preserve">الصَّفا والمَرْوة</w:t>
+              <w:t xml:space="preserve">الصَّفا والمَرْوة</w:t>
             </w:r>
           </w:p>
         </w:tc>
@@ -9384,7 +9384,7 @@
           <w:rtl/>
           <w:lang w:bidi="ar-SA"/>
         </w:rPr>
-        <w:t xml:space="preserve">2.   فاطِمةُ ..................... إِلى مَدينةِ القُدْس.</w:t>
+        <w:t xml:space="preserve">2.   فاطِمة ..................... إِلى مَدينةِ القُدْس.</w:t>
       </w:r>
     </w:p>
     <w:p>
@@ -9425,7 +9425,7 @@
           <w:rtl/>
           <w:lang w:bidi="ar-SA"/>
         </w:rPr>
-        <w:t xml:space="preserve">3.   الحُجّاجُ ..................... زِيارةَ الأَماكِنِ المُقَدَّسة.</w:t>
+        <w:t xml:space="preserve">3.   الحُجّاجُ ..................... زِيارةَ الأَماكِنِ المُقَدَّسة.</w:t>
       </w:r>
     </w:p>
     <w:p>
@@ -9668,7 +9668,7 @@
           <w:rtl/>
           <w:lang w:bidi="ar-SA"/>
         </w:rPr>
-        <w:t xml:space="preserve">2.   مَكّةُ المُكَرَّمةُ قَريبةٌ مِنْ مَدينةِ جُدّة.</w:t>
+        <w:t xml:space="preserve">2.   مَكّة المُكَرَّمةُ قَريبةٌ مِنْ مَدينةِ جُدّة.</w:t>
       </w:r>
     </w:p>
     <w:p>
@@ -9887,7 +9887,7 @@
                 <w:rtl/>
                 <w:lang w:bidi="ar-SA"/>
               </w:rPr>
-              <w:t xml:space="preserve">رِعاية   ·   المَسْجِد الحَرام   ·   مُقَدَّسة   ·   عَلى اليَسار   ·   الجامِع   ·   ضَريح</w:t>
+              <w:t xml:space="preserve">رِعاية   ·   المَسْجِد الحَرام   ·   مُقَدَّسة   ·   عَلى اليَسار   ·   الجامِع   ·   ضَريح</w:t>
             </w:r>
           </w:p>
         </w:tc>
@@ -10703,7 +10703,7 @@
                 <w:rtl/>
                 <w:lang w:bidi="ar-SA"/>
               </w:rPr>
-              <w:t xml:space="preserve">4.   بِالرَّحْمةِ</w:t>
+              <w:t xml:space="preserve">4.   بِالرَّحْمةِ</w:t>
             </w:r>
           </w:p>
         </w:tc>
@@ -11011,7 +11011,7 @@
                 <w:rtl/>
                 <w:lang w:bidi="ar-SA"/>
               </w:rPr>
-              <w:t xml:space="preserve">4.   المُمَرِّضةُ</w:t>
+              <w:t xml:space="preserve">4.   المُمَرِّضةُ</w:t>
             </w:r>
           </w:p>
         </w:tc>
@@ -11299,7 +11299,7 @@
                 <w:rtl/>
                 <w:lang w:bidi="ar-SA"/>
               </w:rPr>
-              <w:t xml:space="preserve">3.   يُفَضِّلونَ</w:t>
+              <w:t xml:space="preserve">3.   يُفَضِّلونَ</w:t>
             </w:r>
           </w:p>
           <w:p>
